--- a/az/stories/permission-or-apology.docx
+++ b/az/stories/permission-or-apology.docx
@@ -72,22 +72,12 @@
     </w:p>
     <w:p>
       <w:r>
-        <w:t>Əgər o, əvvəlcə uzun-uzadı icazə almağa çalışsa, məsələ bir rəhbərdən digərinə keçə, həftələrlə cavab gözlənilə və fürsət itirilə bilər. Əməkdaş isə riskin kiçik olduğunu görüb, mövcud məlumatlara zərər vermədən ayrıca sınaq sistemi qurur, prosesi avtomatlaşdırır və nəticəni göstərir. Sistem uğurlu alınırsa, hamı onun faydasını görür. Kimsə prosedurun əvvəlcədən razılaşdırılmamasından narazı qalarsa, əməkdaş deyə bilər: “Prosesi sürətləndirmək üçün sınaq etdim. Əgər qaydanı pozmuşamsa, üzr istəyirəm.”</w:t>
+        <w:t>Əgər o, əvvəlcə uzun-uzadı icazə almağa çalışsa, məsələ bir rəhbərdən digərinə keçə, həftələrlə cavab gözlənilə və fürsət itirilə bilər. Əməkdaş isə riskin kiçik olduğunu görüb, mövcud məlumatlara zərər vermədən ayrıca sınaq sistemi qurur, prosesi avtomatlaşdırır və nəticəni göstərir. Sistem uğurlu alınırsa, hamı onun faydasını görür. Kimsə prosedurun əvvəlcədən razılaşdırılmamasından narazı qalarsa, əməkdaş deyə bilər: «Prosesi sürətləndirmək üçün sınaq etdim. Əgər qaydanı pozmuşamsa, üzr istəyirəm.»</w:t>
       </w:r>
     </w:p>
     <w:p>
       <w:r>
-        <w:t xml:space="preserve">Burada əsas fikir </w:t>
-      </w:r>
-      <w:r>
-        <w:rPr>
-          <w:b/>
-          <w:bCs/>
-        </w:rPr>
-        <w:t>“qaydalara məhəl qoyma”</w:t>
-      </w:r>
-      <w:r>
-        <w:t xml:space="preserve"> deyil. Məğz budur ki, nəticəsi geri qaytarıla bilən, təhlükəsi az olan və faydası aydın görünən hallarda həddindən artıq icazə gözləmək təşəbbüsü öldürə bilər. Bəzən məsuliyyətlə hərəkət edib nəticəni göstərmək, sonsuz razılıq gözləməkdən daha düzgün olur.</w:t>
+        <w:t>Burada əsas fikir «qaydalara məhəl qoyma» deyil. Məğz budur ki, nəticəsi geri qaytarıla bilən, təhlükəsi az olan və faydası aydın görünən hallarda həddindən artıq icazə gözləmək təşəbbüsü öldürə bilər. Bəzən məsuliyyətlə hərəkət edib nəticəni göstərmək, sonsuz razılıq gözləməkdən daha düzgün olur.</w:t>
       </w:r>
     </w:p>
     <w:p/>
